--- a/1) requirement_list.docx
+++ b/1) requirement_list.docx
@@ -7,7 +7,7 @@
         <w:pStyle w:val="p1"/>
         <w:spacing w:line="276" w:lineRule="auto"/>
         <w:rPr>
-          <w:rFonts w:ascii="나눔고딕" w:eastAsia="나눔고딕" w:hAnsi="나눔고딕"/>
+          <w:rFonts w:ascii="NanumGothic" w:eastAsia="NanumGothic" w:hAnsi="NanumGothic"/>
           <w:b/>
           <w:bCs/>
           <w:sz w:val="18"/>
@@ -17,7 +17,7 @@
       <w:r>
         <w:rPr>
           <w:rStyle w:val="s1"/>
-          <w:rFonts w:ascii="나눔고딕" w:eastAsia="나눔고딕" w:hAnsi="나눔고딕"/>
+          <w:rFonts w:ascii="NanumGothic" w:eastAsia="NanumGothic" w:hAnsi="NanumGothic"/>
           <w:sz w:val="18"/>
           <w:szCs w:val="18"/>
         </w:rPr>
@@ -26,7 +26,7 @@
       <w:r>
         <w:rPr>
           <w:rStyle w:val="s2"/>
-          <w:rFonts w:ascii="나눔고딕" w:eastAsia="나눔고딕" w:hAnsi="나눔고딕"/>
+          <w:rFonts w:ascii="NanumGothic" w:eastAsia="NanumGothic" w:hAnsi="NanumGothic"/>
           <w:sz w:val="18"/>
           <w:szCs w:val="18"/>
         </w:rPr>
@@ -34,7 +34,7 @@
       </w:r>
       <w:r>
         <w:rPr>
-          <w:rFonts w:ascii="나눔고딕" w:eastAsia="나눔고딕" w:hAnsi="나눔고딕"/>
+          <w:rFonts w:ascii="NanumGothic" w:eastAsia="NanumGothic" w:hAnsi="NanumGothic"/>
           <w:b/>
           <w:bCs/>
           <w:sz w:val="18"/>
@@ -48,14 +48,14 @@
         <w:pStyle w:val="p2"/>
         <w:spacing w:line="276" w:lineRule="auto"/>
         <w:rPr>
-          <w:rFonts w:ascii="나눔고딕" w:eastAsia="나눔고딕" w:hAnsi="나눔고딕"/>
+          <w:rFonts w:ascii="NanumGothic" w:eastAsia="NanumGothic" w:hAnsi="NanumGothic"/>
           <w:sz w:val="18"/>
           <w:szCs w:val="18"/>
         </w:rPr>
       </w:pPr>
       <w:r>
         <w:rPr>
-          <w:rFonts w:ascii="나눔고딕" w:eastAsia="나눔고딕" w:hAnsi="나눔고딕"/>
+          <w:rFonts w:ascii="NanumGothic" w:eastAsia="NanumGothic" w:hAnsi="NanumGothic"/>
           <w:sz w:val="18"/>
           <w:szCs w:val="18"/>
         </w:rPr>
@@ -67,14 +67,14 @@
         <w:pStyle w:val="p2"/>
         <w:spacing w:line="276" w:lineRule="auto"/>
         <w:rPr>
-          <w:rFonts w:ascii="나눔고딕" w:eastAsia="나눔고딕" w:hAnsi="나눔고딕"/>
+          <w:rFonts w:ascii="NanumGothic" w:eastAsia="NanumGothic" w:hAnsi="NanumGothic"/>
           <w:sz w:val="18"/>
           <w:szCs w:val="18"/>
         </w:rPr>
       </w:pPr>
       <w:r>
         <w:rPr>
-          <w:rFonts w:ascii="나눔고딕" w:eastAsia="나눔고딕" w:hAnsi="나눔고딕"/>
+          <w:rFonts w:ascii="NanumGothic" w:eastAsia="NanumGothic" w:hAnsi="NanumGothic"/>
           <w:sz w:val="18"/>
           <w:szCs w:val="18"/>
         </w:rPr>
@@ -86,14 +86,14 @@
         <w:pStyle w:val="p2"/>
         <w:spacing w:line="276" w:lineRule="auto"/>
         <w:rPr>
-          <w:rFonts w:ascii="나눔고딕" w:eastAsia="나눔고딕" w:hAnsi="나눔고딕"/>
+          <w:rFonts w:ascii="NanumGothic" w:eastAsia="NanumGothic" w:hAnsi="NanumGothic"/>
           <w:sz w:val="18"/>
           <w:szCs w:val="18"/>
         </w:rPr>
       </w:pPr>
       <w:r>
         <w:rPr>
-          <w:rFonts w:ascii="나눔고딕" w:eastAsia="나눔고딕" w:hAnsi="나눔고딕"/>
+          <w:rFonts w:ascii="NanumGothic" w:eastAsia="NanumGothic" w:hAnsi="NanumGothic"/>
           <w:sz w:val="18"/>
           <w:szCs w:val="18"/>
         </w:rPr>
@@ -105,14 +105,14 @@
         <w:pStyle w:val="p2"/>
         <w:spacing w:line="276" w:lineRule="auto"/>
         <w:rPr>
-          <w:rFonts w:ascii="나눔고딕" w:eastAsia="나눔고딕" w:hAnsi="나눔고딕"/>
+          <w:rFonts w:ascii="NanumGothic" w:eastAsia="NanumGothic" w:hAnsi="NanumGothic"/>
           <w:sz w:val="18"/>
           <w:szCs w:val="18"/>
         </w:rPr>
       </w:pPr>
       <w:r>
         <w:rPr>
-          <w:rFonts w:ascii="나눔고딕" w:eastAsia="나눔고딕" w:hAnsi="나눔고딕"/>
+          <w:rFonts w:ascii="NanumGothic" w:eastAsia="NanumGothic" w:hAnsi="NanumGothic"/>
           <w:sz w:val="18"/>
           <w:szCs w:val="18"/>
         </w:rPr>
@@ -124,14 +124,14 @@
         <w:pStyle w:val="p2"/>
         <w:spacing w:line="276" w:lineRule="auto"/>
         <w:rPr>
-          <w:rFonts w:ascii="나눔고딕" w:eastAsia="나눔고딕" w:hAnsi="나눔고딕"/>
+          <w:rFonts w:ascii="NanumGothic" w:eastAsia="NanumGothic" w:hAnsi="NanumGothic"/>
           <w:sz w:val="18"/>
           <w:szCs w:val="18"/>
         </w:rPr>
       </w:pPr>
       <w:r>
         <w:rPr>
-          <w:rFonts w:ascii="나눔고딕" w:eastAsia="나눔고딕" w:hAnsi="나눔고딕"/>
+          <w:rFonts w:ascii="NanumGothic" w:eastAsia="NanumGothic" w:hAnsi="NanumGothic"/>
           <w:sz w:val="18"/>
           <w:szCs w:val="18"/>
         </w:rPr>
@@ -143,7 +143,7 @@
         <w:pStyle w:val="p2"/>
         <w:spacing w:line="276" w:lineRule="auto"/>
         <w:rPr>
-          <w:rFonts w:ascii="나눔고딕" w:eastAsia="나눔고딕" w:hAnsi="나눔고딕"/>
+          <w:rFonts w:ascii="NanumGothic" w:eastAsia="NanumGothic" w:hAnsi="NanumGothic"/>
           <w:sz w:val="18"/>
           <w:szCs w:val="18"/>
         </w:rPr>
@@ -151,9 +151,14 @@
     </w:p>
     <w:p>
       <w:pPr>
+        <w:pStyle w:val="a6"/>
+        <w:numPr>
+          <w:ilvl w:val="0"/>
+          <w:numId w:val="2"/>
+        </w:numPr>
         <w:spacing w:line="276" w:lineRule="auto"/>
         <w:rPr>
-          <w:rFonts w:ascii="나눔고딕" w:eastAsia="나눔고딕" w:hAnsi="나눔고딕"/>
+          <w:rFonts w:ascii="NanumGothic" w:eastAsia="NanumGothic" w:hAnsi="NanumGothic"/>
           <w:color w:val="FB0007"/>
           <w:sz w:val="18"/>
           <w:szCs w:val="18"/>
@@ -161,31 +166,24 @@
       </w:pPr>
       <w:r>
         <w:rPr>
-          <w:rFonts w:ascii="나눔고딕" w:eastAsia="나눔고딕" w:hAnsi="나눔고딕"/>
-          <w:color w:val="FB0007"/>
-          <w:sz w:val="18"/>
-          <w:szCs w:val="18"/>
-        </w:rPr>
-        <w:t>1)</w:t>
-      </w:r>
-      <w:r>
-        <w:rPr>
-          <w:rFonts w:ascii="나눔고딕" w:eastAsia="나눔고딕" w:hAnsi="나눔고딕" w:cs="Arial"/>
-          <w:color w:val="FB0007"/>
-          <w:sz w:val="18"/>
-          <w:szCs w:val="18"/>
-        </w:rPr>
-        <w:t xml:space="preserve"> </w:t>
-      </w:r>
-      <w:r>
-        <w:rPr>
-          <w:rFonts w:ascii="나눔고딕" w:eastAsia="나눔고딕" w:hAnsi="나눔고딕"/>
+          <w:rFonts w:ascii="NanumGothic" w:eastAsia="NanumGothic" w:hAnsi="NanumGothic"/>
           <w:color w:val="FB0007"/>
           <w:sz w:val="18"/>
           <w:szCs w:val="18"/>
         </w:rPr>
         <w:t>requirement list (functional requirement만 작성함)</w:t>
       </w:r>
+    </w:p>
+    <w:p>
+      <w:pPr>
+        <w:spacing w:line="276" w:lineRule="auto"/>
+        <w:rPr>
+          <w:rFonts w:ascii="NanumGothic" w:eastAsia="NanumGothic" w:hAnsi="NanumGothic" w:hint="eastAsia"/>
+          <w:color w:val="FB0007"/>
+          <w:sz w:val="18"/>
+          <w:szCs w:val="18"/>
+        </w:rPr>
+      </w:pPr>
     </w:p>
     <w:tbl>
       <w:tblPr>
@@ -208,14 +206,14 @@
             <w:pPr>
               <w:spacing w:line="276" w:lineRule="auto"/>
               <w:rPr>
-                <w:rFonts w:ascii="나눔고딕" w:eastAsia="나눔고딕" w:hAnsi="나눔고딕"/>
+                <w:rFonts w:ascii="NanumGothic" w:eastAsia="NanumGothic" w:hAnsi="NanumGothic"/>
                 <w:sz w:val="18"/>
                 <w:szCs w:val="18"/>
               </w:rPr>
             </w:pPr>
             <w:r>
               <w:rPr>
-                <w:rFonts w:ascii="나눔고딕" w:eastAsia="나눔고딕" w:hAnsi="나눔고딕"/>
+                <w:rFonts w:ascii="NanumGothic" w:eastAsia="NanumGothic" w:hAnsi="NanumGothic"/>
                 <w:b/>
                 <w:bCs/>
                 <w:sz w:val="18"/>
@@ -234,14 +232,14 @@
             <w:pPr>
               <w:spacing w:line="276" w:lineRule="auto"/>
               <w:rPr>
-                <w:rFonts w:ascii="나눔고딕" w:eastAsia="나눔고딕" w:hAnsi="나눔고딕"/>
+                <w:rFonts w:ascii="NanumGothic" w:eastAsia="NanumGothic" w:hAnsi="NanumGothic"/>
                 <w:sz w:val="18"/>
                 <w:szCs w:val="18"/>
               </w:rPr>
             </w:pPr>
             <w:r>
               <w:rPr>
-                <w:rFonts w:ascii="나눔고딕" w:eastAsia="나눔고딕" w:hAnsi="나눔고딕"/>
+                <w:rFonts w:ascii="NanumGothic" w:eastAsia="NanumGothic" w:hAnsi="NanumGothic"/>
                 <w:b/>
                 <w:bCs/>
                 <w:sz w:val="18"/>
@@ -260,14 +258,14 @@
             <w:pPr>
               <w:spacing w:line="276" w:lineRule="auto"/>
               <w:rPr>
-                <w:rFonts w:ascii="나눔고딕" w:eastAsia="나눔고딕" w:hAnsi="나눔고딕"/>
+                <w:rFonts w:ascii="NanumGothic" w:eastAsia="NanumGothic" w:hAnsi="NanumGothic"/>
                 <w:sz w:val="18"/>
                 <w:szCs w:val="18"/>
               </w:rPr>
             </w:pPr>
             <w:r>
               <w:rPr>
-                <w:rFonts w:ascii="나눔고딕" w:eastAsia="나눔고딕" w:hAnsi="나눔고딕"/>
+                <w:rFonts w:ascii="NanumGothic" w:eastAsia="NanumGothic" w:hAnsi="NanumGothic"/>
                 <w:b/>
                 <w:bCs/>
                 <w:sz w:val="18"/>
@@ -288,14 +286,14 @@
             <w:pPr>
               <w:spacing w:line="276" w:lineRule="auto"/>
               <w:rPr>
-                <w:rFonts w:ascii="나눔고딕" w:eastAsia="나눔고딕" w:hAnsi="나눔고딕"/>
+                <w:rFonts w:ascii="NanumGothic" w:eastAsia="NanumGothic" w:hAnsi="NanumGothic"/>
                 <w:sz w:val="18"/>
                 <w:szCs w:val="18"/>
               </w:rPr>
             </w:pPr>
             <w:r>
               <w:rPr>
-                <w:rFonts w:ascii="나눔고딕" w:eastAsia="나눔고딕" w:hAnsi="나눔고딕"/>
+                <w:rFonts w:ascii="NanumGothic" w:eastAsia="NanumGothic" w:hAnsi="NanumGothic"/>
                 <w:sz w:val="18"/>
                 <w:szCs w:val="18"/>
               </w:rPr>
@@ -312,14 +310,14 @@
             <w:pPr>
               <w:spacing w:line="276" w:lineRule="auto"/>
               <w:rPr>
-                <w:rFonts w:ascii="나눔고딕" w:eastAsia="나눔고딕" w:hAnsi="나눔고딕"/>
+                <w:rFonts w:ascii="NanumGothic" w:eastAsia="NanumGothic" w:hAnsi="NanumGothic"/>
                 <w:sz w:val="18"/>
                 <w:szCs w:val="18"/>
               </w:rPr>
             </w:pPr>
             <w:r>
               <w:rPr>
-                <w:rFonts w:ascii="나눔고딕" w:eastAsia="나눔고딕" w:hAnsi="나눔고딕"/>
+                <w:rFonts w:ascii="NanumGothic" w:eastAsia="NanumGothic" w:hAnsi="NanumGothic"/>
                 <w:sz w:val="18"/>
                 <w:szCs w:val="18"/>
               </w:rPr>
@@ -336,14 +334,14 @@
             <w:pPr>
               <w:spacing w:line="276" w:lineRule="auto"/>
               <w:rPr>
-                <w:rFonts w:ascii="나눔고딕" w:eastAsia="나눔고딕" w:hAnsi="나눔고딕"/>
+                <w:rFonts w:ascii="NanumGothic" w:eastAsia="NanumGothic" w:hAnsi="NanumGothic"/>
                 <w:sz w:val="18"/>
                 <w:szCs w:val="18"/>
               </w:rPr>
             </w:pPr>
             <w:r>
               <w:rPr>
-                <w:rFonts w:ascii="나눔고딕" w:eastAsia="나눔고딕" w:hAnsi="나눔고딕"/>
+                <w:rFonts w:ascii="NanumGothic" w:eastAsia="NanumGothic" w:hAnsi="NanumGothic"/>
                 <w:sz w:val="18"/>
                 <w:szCs w:val="18"/>
               </w:rPr>
@@ -362,14 +360,14 @@
             <w:pPr>
               <w:spacing w:line="276" w:lineRule="auto"/>
               <w:rPr>
-                <w:rFonts w:ascii="나눔고딕" w:eastAsia="나눔고딕" w:hAnsi="나눔고딕"/>
+                <w:rFonts w:ascii="NanumGothic" w:eastAsia="NanumGothic" w:hAnsi="NanumGothic"/>
                 <w:sz w:val="18"/>
                 <w:szCs w:val="18"/>
               </w:rPr>
             </w:pPr>
             <w:r>
               <w:rPr>
-                <w:rFonts w:ascii="나눔고딕" w:eastAsia="나눔고딕" w:hAnsi="나눔고딕"/>
+                <w:rFonts w:ascii="NanumGothic" w:eastAsia="NanumGothic" w:hAnsi="NanumGothic"/>
                 <w:sz w:val="18"/>
                 <w:szCs w:val="18"/>
               </w:rPr>
@@ -386,14 +384,14 @@
             <w:pPr>
               <w:spacing w:line="276" w:lineRule="auto"/>
               <w:rPr>
-                <w:rFonts w:ascii="나눔고딕" w:eastAsia="나눔고딕" w:hAnsi="나눔고딕"/>
+                <w:rFonts w:ascii="NanumGothic" w:eastAsia="NanumGothic" w:hAnsi="NanumGothic"/>
                 <w:sz w:val="18"/>
                 <w:szCs w:val="18"/>
               </w:rPr>
             </w:pPr>
             <w:r>
               <w:rPr>
-                <w:rFonts w:ascii="나눔고딕" w:eastAsia="나눔고딕" w:hAnsi="나눔고딕"/>
+                <w:rFonts w:ascii="NanumGothic" w:eastAsia="NanumGothic" w:hAnsi="NanumGothic"/>
                 <w:sz w:val="18"/>
                 <w:szCs w:val="18"/>
               </w:rPr>
@@ -410,14 +408,14 @@
             <w:pPr>
               <w:spacing w:line="276" w:lineRule="auto"/>
               <w:rPr>
-                <w:rFonts w:ascii="나눔고딕" w:eastAsia="나눔고딕" w:hAnsi="나눔고딕"/>
+                <w:rFonts w:ascii="NanumGothic" w:eastAsia="NanumGothic" w:hAnsi="NanumGothic"/>
                 <w:sz w:val="18"/>
                 <w:szCs w:val="18"/>
               </w:rPr>
             </w:pPr>
             <w:r>
               <w:rPr>
-                <w:rFonts w:ascii="나눔고딕" w:eastAsia="나눔고딕" w:hAnsi="나눔고딕"/>
+                <w:rFonts w:ascii="NanumGothic" w:eastAsia="NanumGothic" w:hAnsi="NanumGothic"/>
                 <w:sz w:val="18"/>
                 <w:szCs w:val="18"/>
               </w:rPr>
@@ -436,14 +434,14 @@
             <w:pPr>
               <w:spacing w:line="276" w:lineRule="auto"/>
               <w:rPr>
-                <w:rFonts w:ascii="나눔고딕" w:eastAsia="나눔고딕" w:hAnsi="나눔고딕"/>
+                <w:rFonts w:ascii="NanumGothic" w:eastAsia="NanumGothic" w:hAnsi="NanumGothic"/>
                 <w:sz w:val="18"/>
                 <w:szCs w:val="18"/>
               </w:rPr>
             </w:pPr>
             <w:r>
               <w:rPr>
-                <w:rFonts w:ascii="나눔고딕" w:eastAsia="나눔고딕" w:hAnsi="나눔고딕"/>
+                <w:rFonts w:ascii="NanumGothic" w:eastAsia="NanumGothic" w:hAnsi="NanumGothic"/>
                 <w:sz w:val="18"/>
                 <w:szCs w:val="18"/>
               </w:rPr>
@@ -460,14 +458,14 @@
             <w:pPr>
               <w:spacing w:line="276" w:lineRule="auto"/>
               <w:rPr>
-                <w:rFonts w:ascii="나눔고딕" w:eastAsia="나눔고딕" w:hAnsi="나눔고딕"/>
+                <w:rFonts w:ascii="NanumGothic" w:eastAsia="NanumGothic" w:hAnsi="NanumGothic"/>
                 <w:sz w:val="18"/>
                 <w:szCs w:val="18"/>
               </w:rPr>
             </w:pPr>
             <w:r>
               <w:rPr>
-                <w:rFonts w:ascii="나눔고딕" w:eastAsia="나눔고딕" w:hAnsi="나눔고딕"/>
+                <w:rFonts w:ascii="NanumGothic" w:eastAsia="NanumGothic" w:hAnsi="NanumGothic"/>
                 <w:sz w:val="18"/>
                 <w:szCs w:val="18"/>
               </w:rPr>
@@ -475,7 +473,7 @@
             </w:r>
             <w:r>
               <w:rPr>
-                <w:rFonts w:ascii="나눔고딕" w:eastAsia="나눔고딕" w:hAnsi="나눔고딕"/>
+                <w:rFonts w:ascii="NanumGothic" w:eastAsia="NanumGothic" w:hAnsi="NanumGothic"/>
                 <w:sz w:val="18"/>
                 <w:szCs w:val="18"/>
                 <w:highlight w:val="yellow"/>
@@ -484,7 +482,7 @@
             </w:r>
             <w:r>
               <w:rPr>
-                <w:rFonts w:ascii="나눔고딕" w:eastAsia="나눔고딕" w:hAnsi="나눔고딕"/>
+                <w:rFonts w:ascii="NanumGothic" w:eastAsia="NanumGothic" w:hAnsi="NanumGothic"/>
                 <w:sz w:val="18"/>
                 <w:szCs w:val="18"/>
               </w:rPr>
@@ -501,14 +499,14 @@
             <w:pPr>
               <w:spacing w:line="276" w:lineRule="auto"/>
               <w:rPr>
-                <w:rFonts w:ascii="나눔고딕" w:eastAsia="나눔고딕" w:hAnsi="나눔고딕"/>
+                <w:rFonts w:ascii="NanumGothic" w:eastAsia="NanumGothic" w:hAnsi="NanumGothic"/>
                 <w:sz w:val="18"/>
                 <w:szCs w:val="18"/>
               </w:rPr>
             </w:pPr>
             <w:r>
               <w:rPr>
-                <w:rFonts w:ascii="나눔고딕" w:eastAsia="나눔고딕" w:hAnsi="나눔고딕"/>
+                <w:rFonts w:ascii="NanumGothic" w:eastAsia="NanumGothic" w:hAnsi="NanumGothic"/>
                 <w:sz w:val="18"/>
                 <w:szCs w:val="18"/>
               </w:rPr>
@@ -527,14 +525,14 @@
             <w:pPr>
               <w:spacing w:line="276" w:lineRule="auto"/>
               <w:rPr>
-                <w:rFonts w:ascii="나눔고딕" w:eastAsia="나눔고딕" w:hAnsi="나눔고딕"/>
+                <w:rFonts w:ascii="NanumGothic" w:eastAsia="NanumGothic" w:hAnsi="NanumGothic"/>
                 <w:sz w:val="18"/>
                 <w:szCs w:val="18"/>
               </w:rPr>
             </w:pPr>
             <w:r>
               <w:rPr>
-                <w:rFonts w:ascii="나눔고딕" w:eastAsia="나눔고딕" w:hAnsi="나눔고딕"/>
+                <w:rFonts w:ascii="NanumGothic" w:eastAsia="NanumGothic" w:hAnsi="NanumGothic"/>
                 <w:sz w:val="18"/>
                 <w:szCs w:val="18"/>
               </w:rPr>
@@ -551,14 +549,14 @@
             <w:pPr>
               <w:spacing w:line="276" w:lineRule="auto"/>
               <w:rPr>
-                <w:rFonts w:ascii="나눔고딕" w:eastAsia="나눔고딕" w:hAnsi="나눔고딕"/>
+                <w:rFonts w:ascii="NanumGothic" w:eastAsia="NanumGothic" w:hAnsi="NanumGothic"/>
                 <w:sz w:val="18"/>
                 <w:szCs w:val="18"/>
               </w:rPr>
             </w:pPr>
             <w:r>
               <w:rPr>
-                <w:rFonts w:ascii="나눔고딕" w:eastAsia="나눔고딕" w:hAnsi="나눔고딕"/>
+                <w:rFonts w:ascii="NanumGothic" w:eastAsia="NanumGothic" w:hAnsi="NanumGothic"/>
                 <w:sz w:val="18"/>
                 <w:szCs w:val="18"/>
               </w:rPr>
@@ -575,14 +573,14 @@
             <w:pPr>
               <w:spacing w:line="276" w:lineRule="auto"/>
               <w:rPr>
-                <w:rFonts w:ascii="나눔고딕" w:eastAsia="나눔고딕" w:hAnsi="나눔고딕"/>
+                <w:rFonts w:ascii="NanumGothic" w:eastAsia="NanumGothic" w:hAnsi="NanumGothic"/>
                 <w:sz w:val="18"/>
                 <w:szCs w:val="18"/>
               </w:rPr>
             </w:pPr>
             <w:r>
               <w:rPr>
-                <w:rFonts w:ascii="나눔고딕" w:eastAsia="나눔고딕" w:hAnsi="나눔고딕"/>
+                <w:rFonts w:ascii="NanumGothic" w:eastAsia="NanumGothic" w:hAnsi="NanumGothic"/>
                 <w:sz w:val="18"/>
                 <w:szCs w:val="18"/>
               </w:rPr>
@@ -596,7 +594,7 @@
       <w:pPr>
         <w:spacing w:line="276" w:lineRule="auto"/>
         <w:rPr>
-          <w:rFonts w:ascii="나눔고딕" w:eastAsia="나눔고딕" w:hAnsi="나눔고딕"/>
+          <w:rFonts w:ascii="NanumGothic" w:eastAsia="NanumGothic" w:hAnsi="NanumGothic" w:hint="eastAsia"/>
           <w:sz w:val="18"/>
           <w:szCs w:val="18"/>
         </w:rPr>
@@ -606,7 +604,7 @@
       <w:pPr>
         <w:spacing w:line="276" w:lineRule="auto"/>
         <w:rPr>
-          <w:rFonts w:ascii="나눔고딕" w:eastAsia="나눔고딕" w:hAnsi="나눔고딕"/>
+          <w:rFonts w:ascii="NanumGothic" w:eastAsia="NanumGothic" w:hAnsi="NanumGothic"/>
           <w:sz w:val="18"/>
           <w:szCs w:val="18"/>
         </w:rPr>
@@ -616,7 +614,7 @@
       <w:pPr>
         <w:spacing w:line="276" w:lineRule="auto"/>
         <w:rPr>
-          <w:rFonts w:ascii="나눔고딕" w:eastAsia="나눔고딕" w:hAnsi="나눔고딕"/>
+          <w:rFonts w:ascii="NanumGothic" w:eastAsia="NanumGothic" w:hAnsi="NanumGothic"/>
           <w:sz w:val="18"/>
           <w:szCs w:val="18"/>
         </w:rPr>
@@ -626,7 +624,37 @@
       <w:pPr>
         <w:spacing w:line="276" w:lineRule="auto"/>
         <w:rPr>
-          <w:rFonts w:ascii="나눔고딕" w:eastAsia="나눔고딕" w:hAnsi="나눔고딕"/>
+          <w:rFonts w:ascii="NanumGothic" w:eastAsia="NanumGothic" w:hAnsi="NanumGothic"/>
+          <w:sz w:val="18"/>
+          <w:szCs w:val="18"/>
+        </w:rPr>
+      </w:pPr>
+    </w:p>
+    <w:p>
+      <w:pPr>
+        <w:spacing w:line="276" w:lineRule="auto"/>
+        <w:rPr>
+          <w:rFonts w:ascii="NanumGothic" w:eastAsia="NanumGothic" w:hAnsi="NanumGothic" w:hint="eastAsia"/>
+          <w:sz w:val="18"/>
+          <w:szCs w:val="18"/>
+        </w:rPr>
+      </w:pPr>
+    </w:p>
+    <w:p>
+      <w:pPr>
+        <w:spacing w:line="276" w:lineRule="auto"/>
+        <w:rPr>
+          <w:rFonts w:ascii="NanumGothic" w:eastAsia="NanumGothic" w:hAnsi="NanumGothic" w:hint="eastAsia"/>
+          <w:sz w:val="18"/>
+          <w:szCs w:val="18"/>
+        </w:rPr>
+      </w:pPr>
+    </w:p>
+    <w:p>
+      <w:pPr>
+        <w:spacing w:line="276" w:lineRule="auto"/>
+        <w:rPr>
+          <w:rFonts w:ascii="NanumGothic" w:eastAsia="NanumGothic" w:hAnsi="NanumGothic"/>
           <w:b/>
           <w:bCs/>
           <w:sz w:val="18"/>
@@ -636,7 +664,7 @@
       <w:r>
         <w:rPr>
           <w:rStyle w:val="s1"/>
-          <w:rFonts w:ascii="나눔고딕" w:eastAsia="나눔고딕" w:hAnsi="나눔고딕"/>
+          <w:rFonts w:ascii="NanumGothic" w:eastAsia="NanumGothic" w:hAnsi="NanumGothic"/>
           <w:sz w:val="18"/>
           <w:szCs w:val="18"/>
         </w:rPr>
@@ -645,7 +673,7 @@
       <w:r>
         <w:rPr>
           <w:rStyle w:val="s2"/>
-          <w:rFonts w:ascii="나눔고딕" w:eastAsia="나눔고딕" w:hAnsi="나눔고딕"/>
+          <w:rFonts w:ascii="NanumGothic" w:eastAsia="NanumGothic" w:hAnsi="NanumGothic"/>
           <w:sz w:val="18"/>
           <w:szCs w:val="18"/>
         </w:rPr>
@@ -653,7 +681,7 @@
       </w:r>
       <w:r>
         <w:rPr>
-          <w:rFonts w:ascii="나눔고딕" w:eastAsia="나눔고딕" w:hAnsi="나눔고딕"/>
+          <w:rFonts w:ascii="NanumGothic" w:eastAsia="NanumGothic" w:hAnsi="NanumGothic"/>
           <w:b/>
           <w:bCs/>
           <w:sz w:val="18"/>
@@ -666,7 +694,7 @@
       <w:pPr>
         <w:spacing w:line="276" w:lineRule="auto"/>
         <w:rPr>
-          <w:rFonts w:ascii="나눔고딕" w:eastAsia="나눔고딕" w:hAnsi="나눔고딕"/>
+          <w:rFonts w:ascii="NanumGothic" w:eastAsia="NanumGothic" w:hAnsi="NanumGothic"/>
           <w:b/>
           <w:bCs/>
           <w:sz w:val="18"/>
@@ -675,7 +703,7 @@
       </w:pPr>
       <w:r>
         <w:rPr>
-          <w:rFonts w:ascii="나눔고딕" w:eastAsia="나눔고딕" w:hAnsi="나눔고딕"/>
+          <w:rFonts w:ascii="NanumGothic" w:eastAsia="NanumGothic" w:hAnsi="NanumGothic"/>
           <w:sz w:val="18"/>
           <w:szCs w:val="18"/>
         </w:rPr>
@@ -683,7 +711,7 @@
       </w:r>
       <w:r>
         <w:rPr>
-          <w:rFonts w:ascii="나눔고딕" w:eastAsia="나눔고딕" w:hAnsi="나눔고딕" w:hint="eastAsia"/>
+          <w:rFonts w:ascii="NanumGothic" w:eastAsia="NanumGothic" w:hAnsi="NanumGothic" w:hint="eastAsia"/>
           <w:sz w:val="18"/>
           <w:szCs w:val="18"/>
         </w:rPr>
@@ -691,7 +719,7 @@
       </w:r>
       <w:r>
         <w:rPr>
-          <w:rFonts w:ascii="나눔고딕" w:eastAsia="나눔고딕" w:hAnsi="나눔고딕"/>
+          <w:rFonts w:ascii="NanumGothic" w:eastAsia="NanumGothic" w:hAnsi="NanumGothic"/>
           <w:sz w:val="18"/>
           <w:szCs w:val="18"/>
         </w:rPr>
@@ -699,7 +727,7 @@
       </w:r>
       <w:r>
         <w:rPr>
-          <w:rFonts w:ascii="나눔고딕" w:eastAsia="나눔고딕" w:hAnsi="나눔고딕" w:hint="eastAsia"/>
+          <w:rFonts w:ascii="NanumGothic" w:eastAsia="NanumGothic" w:hAnsi="NanumGothic" w:hint="eastAsia"/>
           <w:sz w:val="18"/>
           <w:szCs w:val="18"/>
         </w:rPr>
@@ -707,7 +735,7 @@
       </w:r>
       <w:r>
         <w:rPr>
-          <w:rFonts w:ascii="나눔고딕" w:eastAsia="나눔고딕" w:hAnsi="나눔고딕"/>
+          <w:rFonts w:ascii="NanumGothic" w:eastAsia="NanumGothic" w:hAnsi="NanumGothic"/>
           <w:sz w:val="18"/>
           <w:szCs w:val="18"/>
         </w:rPr>
@@ -715,7 +743,7 @@
       </w:r>
       <w:r>
         <w:rPr>
-          <w:rFonts w:ascii="나눔고딕" w:eastAsia="나눔고딕" w:hAnsi="나눔고딕" w:hint="eastAsia"/>
+          <w:rFonts w:ascii="NanumGothic" w:eastAsia="NanumGothic" w:hAnsi="NanumGothic" w:hint="eastAsia"/>
           <w:sz w:val="18"/>
           <w:szCs w:val="18"/>
         </w:rPr>
@@ -723,7 +751,7 @@
       </w:r>
       <w:r>
         <w:rPr>
-          <w:rFonts w:ascii="나눔고딕" w:eastAsia="나눔고딕" w:hAnsi="나눔고딕"/>
+          <w:rFonts w:ascii="NanumGothic" w:eastAsia="NanumGothic" w:hAnsi="NanumGothic"/>
           <w:sz w:val="18"/>
           <w:szCs w:val="18"/>
         </w:rPr>
@@ -731,7 +759,7 @@
       </w:r>
       <w:r>
         <w:rPr>
-          <w:rFonts w:ascii="나눔고딕" w:eastAsia="나눔고딕" w:hAnsi="나눔고딕" w:hint="eastAsia"/>
+          <w:rFonts w:ascii="NanumGothic" w:eastAsia="NanumGothic" w:hAnsi="NanumGothic" w:hint="eastAsia"/>
           <w:sz w:val="18"/>
           <w:szCs w:val="18"/>
         </w:rPr>
@@ -739,7 +767,7 @@
       </w:r>
       <w:r>
         <w:rPr>
-          <w:rFonts w:ascii="나눔고딕" w:eastAsia="나눔고딕" w:hAnsi="나눔고딕"/>
+          <w:rFonts w:ascii="NanumGothic" w:eastAsia="NanumGothic" w:hAnsi="NanumGothic"/>
           <w:sz w:val="18"/>
           <w:szCs w:val="18"/>
         </w:rPr>
@@ -751,7 +779,7 @@
         <w:pStyle w:val="p2"/>
         <w:spacing w:line="276" w:lineRule="auto"/>
         <w:rPr>
-          <w:rFonts w:ascii="나눔고딕" w:eastAsia="나눔고딕" w:hAnsi="나눔고딕"/>
+          <w:rFonts w:ascii="NanumGothic" w:eastAsia="NanumGothic" w:hAnsi="NanumGothic"/>
           <w:sz w:val="18"/>
           <w:szCs w:val="18"/>
         </w:rPr>
@@ -762,14 +790,14 @@
         <w:pStyle w:val="p2"/>
         <w:spacing w:line="276" w:lineRule="auto"/>
         <w:rPr>
-          <w:rFonts w:ascii="나눔고딕" w:eastAsia="나눔고딕" w:hAnsi="나눔고딕"/>
+          <w:rFonts w:ascii="NanumGothic" w:eastAsia="NanumGothic" w:hAnsi="NanumGothic"/>
           <w:sz w:val="18"/>
           <w:szCs w:val="18"/>
         </w:rPr>
       </w:pPr>
       <w:r>
         <w:rPr>
-          <w:rFonts w:ascii="나눔고딕" w:eastAsia="나눔고딕" w:hAnsi="나눔고딕"/>
+          <w:rFonts w:ascii="NanumGothic" w:eastAsia="NanumGothic" w:hAnsi="NanumGothic"/>
           <w:color w:val="FB0007"/>
           <w:sz w:val="18"/>
           <w:szCs w:val="18"/>
@@ -778,7 +806,7 @@
       </w:r>
       <w:r>
         <w:rPr>
-          <w:rFonts w:ascii="나눔고딕" w:eastAsia="나눔고딕" w:hAnsi="나눔고딕" w:cs="Arial"/>
+          <w:rFonts w:ascii="NanumGothic" w:eastAsia="NanumGothic" w:hAnsi="NanumGothic" w:cs="Arial"/>
           <w:color w:val="FB0007"/>
           <w:sz w:val="18"/>
           <w:szCs w:val="18"/>
@@ -787,7 +815,7 @@
       </w:r>
       <w:r>
         <w:rPr>
-          <w:rFonts w:ascii="나눔고딕" w:eastAsia="나눔고딕" w:hAnsi="나눔고딕"/>
+          <w:rFonts w:ascii="NanumGothic" w:eastAsia="NanumGothic" w:hAnsi="NanumGothic"/>
           <w:color w:val="FB0007"/>
           <w:sz w:val="18"/>
           <w:szCs w:val="18"/>
@@ -800,7 +828,7 @@
         <w:pStyle w:val="p2"/>
         <w:spacing w:line="276" w:lineRule="auto"/>
         <w:rPr>
-          <w:rFonts w:ascii="나눔고딕" w:eastAsia="나눔고딕" w:hAnsi="나눔고딕"/>
+          <w:rFonts w:ascii="NanumGothic" w:eastAsia="NanumGothic" w:hAnsi="NanumGothic"/>
           <w:sz w:val="18"/>
           <w:szCs w:val="18"/>
         </w:rPr>
@@ -827,14 +855,14 @@
             <w:pPr>
               <w:spacing w:line="276" w:lineRule="auto"/>
               <w:rPr>
-                <w:rFonts w:ascii="나눔고딕" w:eastAsia="나눔고딕" w:hAnsi="나눔고딕"/>
+                <w:rFonts w:ascii="NanumGothic" w:eastAsia="NanumGothic" w:hAnsi="NanumGothic"/>
                 <w:sz w:val="18"/>
                 <w:szCs w:val="18"/>
               </w:rPr>
             </w:pPr>
             <w:r>
               <w:rPr>
-                <w:rFonts w:ascii="나눔고딕" w:eastAsia="나눔고딕" w:hAnsi="나눔고딕"/>
+                <w:rFonts w:ascii="NanumGothic" w:eastAsia="NanumGothic" w:hAnsi="NanumGothic"/>
                 <w:b/>
                 <w:bCs/>
                 <w:sz w:val="18"/>
@@ -853,14 +881,14 @@
             <w:pPr>
               <w:spacing w:line="276" w:lineRule="auto"/>
               <w:rPr>
-                <w:rFonts w:ascii="나눔고딕" w:eastAsia="나눔고딕" w:hAnsi="나눔고딕"/>
+                <w:rFonts w:ascii="NanumGothic" w:eastAsia="NanumGothic" w:hAnsi="NanumGothic"/>
                 <w:sz w:val="18"/>
                 <w:szCs w:val="18"/>
               </w:rPr>
             </w:pPr>
             <w:r>
               <w:rPr>
-                <w:rFonts w:ascii="나눔고딕" w:eastAsia="나눔고딕" w:hAnsi="나눔고딕"/>
+                <w:rFonts w:ascii="NanumGothic" w:eastAsia="NanumGothic" w:hAnsi="NanumGothic"/>
                 <w:b/>
                 <w:bCs/>
                 <w:sz w:val="18"/>
@@ -879,14 +907,14 @@
             <w:pPr>
               <w:spacing w:line="276" w:lineRule="auto"/>
               <w:rPr>
-                <w:rFonts w:ascii="나눔고딕" w:eastAsia="나눔고딕" w:hAnsi="나눔고딕"/>
+                <w:rFonts w:ascii="NanumGothic" w:eastAsia="NanumGothic" w:hAnsi="NanumGothic"/>
                 <w:sz w:val="18"/>
                 <w:szCs w:val="18"/>
               </w:rPr>
             </w:pPr>
             <w:r>
               <w:rPr>
-                <w:rFonts w:ascii="나눔고딕" w:eastAsia="나눔고딕" w:hAnsi="나눔고딕"/>
+                <w:rFonts w:ascii="NanumGothic" w:eastAsia="NanumGothic" w:hAnsi="NanumGothic"/>
                 <w:b/>
                 <w:bCs/>
                 <w:sz w:val="18"/>
@@ -907,14 +935,14 @@
             <w:pPr>
               <w:spacing w:line="276" w:lineRule="auto"/>
               <w:rPr>
-                <w:rFonts w:ascii="나눔고딕" w:eastAsia="나눔고딕" w:hAnsi="나눔고딕"/>
+                <w:rFonts w:ascii="NanumGothic" w:eastAsia="NanumGothic" w:hAnsi="NanumGothic"/>
                 <w:sz w:val="18"/>
                 <w:szCs w:val="18"/>
               </w:rPr>
             </w:pPr>
             <w:r>
               <w:rPr>
-                <w:rFonts w:ascii="나눔고딕" w:eastAsia="나눔고딕" w:hAnsi="나눔고딕"/>
+                <w:rFonts w:ascii="NanumGothic" w:eastAsia="NanumGothic" w:hAnsi="NanumGothic"/>
                 <w:sz w:val="18"/>
                 <w:szCs w:val="18"/>
               </w:rPr>
@@ -931,34 +959,18 @@
             <w:pPr>
               <w:spacing w:line="276" w:lineRule="auto"/>
               <w:rPr>
-                <w:rFonts w:ascii="나눔고딕" w:eastAsia="나눔고딕" w:hAnsi="나눔고딕"/>
+                <w:rFonts w:ascii="NanumGothic" w:eastAsia="NanumGothic" w:hAnsi="NanumGothic"/>
                 <w:sz w:val="18"/>
                 <w:szCs w:val="18"/>
               </w:rPr>
             </w:pPr>
             <w:r>
               <w:rPr>
-                <w:rFonts w:ascii="나눔고딕" w:eastAsia="나눔고딕" w:hAnsi="나눔고딕"/>
-                <w:sz w:val="18"/>
-                <w:szCs w:val="18"/>
-              </w:rPr>
-              <w:t>회원은 설문 리스트에서 특정 설문을 선택하여</w:t>
-            </w:r>
-            <w:r>
-              <w:rPr>
-                <w:rFonts w:ascii="나눔고딕" w:eastAsia="나눔고딕" w:hAnsi="나눔고딕" w:hint="eastAsia"/>
-                <w:sz w:val="18"/>
-                <w:szCs w:val="18"/>
-              </w:rPr>
-              <w:t xml:space="preserve"> </w:t>
-            </w:r>
-            <w:r>
-              <w:rPr>
-                <w:rFonts w:ascii="나눔고딕" w:eastAsia="나눔고딕" w:hAnsi="나눔고딕"/>
-                <w:sz w:val="18"/>
-                <w:szCs w:val="18"/>
-              </w:rPr>
-              <w:t>상세 정보를 새로운 화면에서 확인할 수 있다.</w:t>
+                <w:rFonts w:ascii="NanumGothic" w:eastAsia="NanumGothic" w:hAnsi="NanumGothic"/>
+                <w:sz w:val="18"/>
+                <w:szCs w:val="18"/>
+              </w:rPr>
+              <w:t>회원은 설문 리스트에서 특정 설문을 선택하면 새로운 화면에서 설문 제목, 설명, 문항, 응답 항목, 시작/마감 시각을 포함한 상세 정보를 확인할 수 있다.</w:t>
             </w:r>
           </w:p>
         </w:tc>
@@ -971,14 +983,14 @@
             <w:pPr>
               <w:spacing w:line="276" w:lineRule="auto"/>
               <w:rPr>
-                <w:rFonts w:ascii="나눔고딕" w:eastAsia="나눔고딕" w:hAnsi="나눔고딕"/>
+                <w:rFonts w:ascii="NanumGothic" w:eastAsia="NanumGothic" w:hAnsi="NanumGothic"/>
                 <w:sz w:val="18"/>
                 <w:szCs w:val="18"/>
               </w:rPr>
             </w:pPr>
             <w:r>
               <w:rPr>
-                <w:rFonts w:ascii="나눔고딕" w:eastAsia="나눔고딕" w:hAnsi="나눔고딕"/>
+                <w:rFonts w:ascii="NanumGothic" w:eastAsia="NanumGothic" w:hAnsi="NanumGothic"/>
                 <w:sz w:val="18"/>
                 <w:szCs w:val="18"/>
               </w:rPr>
@@ -997,14 +1009,14 @@
             <w:pPr>
               <w:spacing w:line="276" w:lineRule="auto"/>
               <w:rPr>
-                <w:rFonts w:ascii="나눔고딕" w:eastAsia="나눔고딕" w:hAnsi="나눔고딕"/>
+                <w:rFonts w:ascii="NanumGothic" w:eastAsia="NanumGothic" w:hAnsi="NanumGothic"/>
                 <w:sz w:val="18"/>
                 <w:szCs w:val="18"/>
               </w:rPr>
             </w:pPr>
             <w:r>
               <w:rPr>
-                <w:rFonts w:ascii="나눔고딕" w:eastAsia="나눔고딕" w:hAnsi="나눔고딕" w:hint="eastAsia"/>
+                <w:rFonts w:ascii="NanumGothic" w:eastAsia="NanumGothic" w:hAnsi="NanumGothic" w:hint="eastAsia"/>
                 <w:sz w:val="18"/>
                 <w:szCs w:val="18"/>
               </w:rPr>
@@ -1021,14 +1033,14 @@
             <w:pPr>
               <w:spacing w:line="276" w:lineRule="auto"/>
               <w:rPr>
-                <w:rFonts w:ascii="나눔고딕" w:eastAsia="나눔고딕" w:hAnsi="나눔고딕"/>
+                <w:rFonts w:ascii="NanumGothic" w:eastAsia="NanumGothic" w:hAnsi="NanumGothic"/>
                 <w:sz w:val="18"/>
                 <w:szCs w:val="18"/>
               </w:rPr>
             </w:pPr>
             <w:r>
               <w:rPr>
-                <w:rFonts w:ascii="나눔고딕" w:eastAsia="나눔고딕" w:hAnsi="나눔고딕"/>
+                <w:rFonts w:ascii="NanumGothic" w:eastAsia="NanumGothic" w:hAnsi="NanumGothic"/>
                 <w:sz w:val="18"/>
                 <w:szCs w:val="18"/>
               </w:rPr>
@@ -1045,14 +1057,14 @@
             <w:pPr>
               <w:spacing w:line="276" w:lineRule="auto"/>
               <w:rPr>
-                <w:rFonts w:ascii="나눔고딕" w:eastAsia="나눔고딕" w:hAnsi="나눔고딕" w:hint="eastAsia"/>
+                <w:rFonts w:ascii="NanumGothic" w:eastAsia="NanumGothic" w:hAnsi="NanumGothic" w:hint="eastAsia"/>
                 <w:sz w:val="18"/>
                 <w:szCs w:val="18"/>
               </w:rPr>
             </w:pPr>
             <w:r>
               <w:rPr>
-                <w:rFonts w:ascii="나눔고딕" w:eastAsia="나눔고딕" w:hAnsi="나눔고딕" w:hint="eastAsia"/>
+                <w:rFonts w:ascii="NanumGothic" w:eastAsia="NanumGothic" w:hAnsi="NanumGothic" w:hint="eastAsia"/>
                 <w:sz w:val="18"/>
                 <w:szCs w:val="18"/>
               </w:rPr>
@@ -1066,7 +1078,7 @@
       <w:pPr>
         <w:spacing w:line="276" w:lineRule="auto"/>
         <w:rPr>
-          <w:rFonts w:ascii="나눔고딕" w:eastAsia="나눔고딕" w:hAnsi="나눔고딕"/>
+          <w:rFonts w:ascii="NanumGothic" w:eastAsia="NanumGothic" w:hAnsi="NanumGothic"/>
           <w:sz w:val="18"/>
           <w:szCs w:val="18"/>
         </w:rPr>
@@ -1123,6 +1135,95 @@
 <file path=word/numbering.xml><?xml version="1.0" encoding="utf-8"?>
 <w:numbering xmlns:wpc="http://schemas.microsoft.com/office/word/2010/wordprocessingCanvas" xmlns:cx="http://schemas.microsoft.com/office/drawing/2014/chartex" xmlns:cx1="http://schemas.microsoft.com/office/drawing/2015/9/8/chartex" xmlns:cx2="http://schemas.microsoft.com/office/drawing/2015/10/21/chartex" xmlns:cx3="http://schemas.microsoft.com/office/drawing/2016/5/9/chartex" xmlns:cx4="http://schemas.microsoft.com/office/drawing/2016/5/10/chartex" xmlns:cx5="http://schemas.microsoft.com/office/drawing/2016/5/11/chartex" xmlns:cx6="http://schemas.microsoft.com/office/drawing/2016/5/12/chartex" xmlns:cx7="http://schemas.microsoft.com/office/drawing/2016/5/13/chartex" xmlns:cx8="http://schemas.microsoft.com/office/drawing/2016/5/14/chartex" xmlns:mc="http://schemas.openxmlformats.org/markup-compatibility/2006" xmlns:aink="http://schemas.microsoft.com/office/drawing/2016/ink" xmlns:am3d="http://schemas.microsoft.com/office/drawing/2017/model3d" xmlns:o="urn:schemas-microsoft-com:office:office" xmlns:oel="http://schemas.microsoft.com/office/2019/extlst" xmlns:r="http://schemas.openxmlformats.org/officeDocument/2006/relationships" xmlns:m="http://schemas.openxmlformats.org/officeDocument/2006/math" xmlns:v="urn:schemas-microsoft-com:vml" xmlns:wp14="http://schemas.microsoft.com/office/word/2010/wordprocessingDrawing" xmlns:wp="http://schemas.openxmlformats.org/drawingml/2006/wordprocessingDrawing" xmlns:w10="urn:schemas-microsoft-com:office:word" xmlns:w="http://schemas.openxmlformats.org/wordprocessingml/2006/main" xmlns:w14="http://schemas.microsoft.com/office/word/2010/wordml" xmlns:w15="http://schemas.microsoft.com/office/word/2012/wordml" xmlns:w16cex="http://schemas.microsoft.com/office/word/2018/wordml/cex" xmlns:w16cid="http://schemas.microsoft.com/office/word/2016/wordml/cid" xmlns:w16="http://schemas.microsoft.com/office/word/2018/wordml" xmlns:w16du="http://schemas.microsoft.com/office/word/2023/wordml/word16du" xmlns:w16sdtdh="http://schemas.microsoft.com/office/word/2020/wordml/sdtdatahash" xmlns:w16sdtfl="http://schemas.microsoft.com/office/word/2024/wordml/sdtformatlock" xmlns:w16se="http://schemas.microsoft.com/office/word/2015/wordml/symex" xmlns:wpg="http://schemas.microsoft.com/office/word/2010/wordprocessingGroup" xmlns:wpi="http://schemas.microsoft.com/office/word/2010/wordprocessingInk" xmlns:wne="http://schemas.microsoft.com/office/word/2006/wordml" xmlns:wps="http://schemas.microsoft.com/office/word/2010/wordprocessingShape" mc:Ignorable="w14 w15 w16se w16cid w16 w16cex w16sdtdh w16sdtfl w16du wp14">
   <w:abstractNum w:abstractNumId="0" w15:restartNumberingAfterBreak="0">
+    <w:nsid w:val="70665BA7"/>
+    <w:multiLevelType w:val="hybridMultilevel"/>
+    <w:tmpl w:val="D7C2AB4E"/>
+    <w:lvl w:ilvl="0" w:tplc="DFAC5FD4">
+      <w:start w:val="1"/>
+      <w:numFmt w:val="decimal"/>
+      <w:lvlText w:val="%1)"/>
+      <w:lvlJc w:val="left"/>
+      <w:pPr>
+        <w:ind w:left="360" w:hanging="360"/>
+      </w:pPr>
+      <w:rPr>
+        <w:rFonts w:hint="default"/>
+      </w:rPr>
+    </w:lvl>
+    <w:lvl w:ilvl="1" w:tplc="04090019" w:tentative="1">
+      <w:start w:val="1"/>
+      <w:numFmt w:val="upperLetter"/>
+      <w:lvlText w:val="%2."/>
+      <w:lvlJc w:val="left"/>
+      <w:pPr>
+        <w:ind w:left="880" w:hanging="440"/>
+      </w:pPr>
+    </w:lvl>
+    <w:lvl w:ilvl="2" w:tplc="0409001B" w:tentative="1">
+      <w:start w:val="1"/>
+      <w:numFmt w:val="lowerRoman"/>
+      <w:lvlText w:val="%3."/>
+      <w:lvlJc w:val="right"/>
+      <w:pPr>
+        <w:ind w:left="1320" w:hanging="440"/>
+      </w:pPr>
+    </w:lvl>
+    <w:lvl w:ilvl="3" w:tplc="0409000F" w:tentative="1">
+      <w:start w:val="1"/>
+      <w:numFmt w:val="decimal"/>
+      <w:lvlText w:val="%4."/>
+      <w:lvlJc w:val="left"/>
+      <w:pPr>
+        <w:ind w:left="1760" w:hanging="440"/>
+      </w:pPr>
+    </w:lvl>
+    <w:lvl w:ilvl="4" w:tplc="04090019" w:tentative="1">
+      <w:start w:val="1"/>
+      <w:numFmt w:val="upperLetter"/>
+      <w:lvlText w:val="%5."/>
+      <w:lvlJc w:val="left"/>
+      <w:pPr>
+        <w:ind w:left="2200" w:hanging="440"/>
+      </w:pPr>
+    </w:lvl>
+    <w:lvl w:ilvl="5" w:tplc="0409001B" w:tentative="1">
+      <w:start w:val="1"/>
+      <w:numFmt w:val="lowerRoman"/>
+      <w:lvlText w:val="%6."/>
+      <w:lvlJc w:val="right"/>
+      <w:pPr>
+        <w:ind w:left="2640" w:hanging="440"/>
+      </w:pPr>
+    </w:lvl>
+    <w:lvl w:ilvl="6" w:tplc="0409000F" w:tentative="1">
+      <w:start w:val="1"/>
+      <w:numFmt w:val="decimal"/>
+      <w:lvlText w:val="%7."/>
+      <w:lvlJc w:val="left"/>
+      <w:pPr>
+        <w:ind w:left="3080" w:hanging="440"/>
+      </w:pPr>
+    </w:lvl>
+    <w:lvl w:ilvl="7" w:tplc="04090019" w:tentative="1">
+      <w:start w:val="1"/>
+      <w:numFmt w:val="upperLetter"/>
+      <w:lvlText w:val="%8."/>
+      <w:lvlJc w:val="left"/>
+      <w:pPr>
+        <w:ind w:left="3520" w:hanging="440"/>
+      </w:pPr>
+    </w:lvl>
+    <w:lvl w:ilvl="8" w:tplc="0409001B" w:tentative="1">
+      <w:start w:val="1"/>
+      <w:numFmt w:val="lowerRoman"/>
+      <w:lvlText w:val="%9."/>
+      <w:lvlJc w:val="right"/>
+      <w:pPr>
+        <w:ind w:left="3960" w:hanging="440"/>
+      </w:pPr>
+    </w:lvl>
+  </w:abstractNum>
+  <w:abstractNum w:abstractNumId="1" w15:restartNumberingAfterBreak="0">
     <w:nsid w:val="79976583"/>
     <w:multiLevelType w:val="multilevel"/>
     <w:tmpl w:val="3E26AA1C"/>
@@ -1272,6 +1373,9 @@
     </w:lvl>
   </w:abstractNum>
   <w:num w:numId="1" w16cid:durableId="1183322277">
+    <w:abstractNumId w:val="1"/>
+  </w:num>
+  <w:num w:numId="2" w16cid:durableId="1806584726">
     <w:abstractNumId w:val="0"/>
   </w:num>
 </w:numbering>
